--- a/docs/软著/软件说明书.docx
+++ b/docs/软著/软件说明书.docx
@@ -844,7 +844,7 @@
           <w:b w:val="0"/>
           <w:sz w:val="21"/>
         </w:rPr>
-        <w:t>**不填也能用**：软件会用内置的一道示例题跑通全流程，便于先确认功能是否正常。</w:t>
+        <w:t>**必须先配置接口与密钥**：软件不自带模型，未配置时无法生成题目。</w:t>
       </w:r>
     </w:p>
     <w:p>
@@ -2402,7 +2402,7 @@
                 <w:b w:val="0"/>
                 <w:sz w:val="19"/>
               </w:rPr>
-              <w:t>能。会用内置示例题跑通流程，判定标为“未校验”</w:t>
+              <w:t>不能。软件不自带模型，必须先配置接口与密钥</w:t>
             </w:r>
           </w:p>
         </w:tc>

--- a/docs/软著/软件说明书.docx
+++ b/docs/软著/软件说明书.docx
@@ -849,17 +849,42 @@
     </w:p>
     <w:p>
       <w:pPr>
-        <w:spacing w:before="200" w:after="40"/>
+        <w:spacing w:before="160"/>
         <w:jc w:val="center"/>
       </w:pPr>
       <w:r>
-        <w:rPr>
-          <w:rFonts w:ascii="Times New Roman" w:hAnsi="Times New Roman" w:eastAsia="宋体"/>
-          <w:b/>
-          <w:color w:val="999999"/>
-          <w:sz w:val="20"/>
-        </w:rPr>
-        <w:t>▼ 在此处插入「截图 1：首次启动后的解题页（空态）—— 应能看到左侧题目输入区与右侧“小肥鱼在等你出题…”」</w:t>
+        <w:drawing>
+          <wp:inline xmlns:a="http://schemas.openxmlformats.org/drawingml/2006/main" xmlns:pic="http://schemas.openxmlformats.org/drawingml/2006/picture">
+            <wp:extent cx="5580000" cy="2997905"/>
+            <wp:docPr id="1" name="Picture 1"/>
+            <wp:cNvGraphicFramePr>
+              <a:graphicFrameLocks noChangeAspect="1"/>
+            </wp:cNvGraphicFramePr>
+            <a:graphic>
+              <a:graphicData uri="http://schemas.openxmlformats.org/drawingml/2006/picture">
+                <pic:pic>
+                  <pic:nvPicPr>
+                    <pic:cNvPr id="0" name="S02.png"/>
+                    <pic:cNvPicPr/>
+                  </pic:nvPicPr>
+                  <pic:blipFill>
+                    <a:blip r:embed="rId10"/>
+                    <a:stretch>
+                      <a:fillRect/>
+                    </a:stretch>
+                  </pic:blipFill>
+                  <pic:spPr>
+                    <a:xfrm>
+                      <a:off x="0" y="0"/>
+                      <a:ext cx="5580000" cy="2997905"/>
+                    </a:xfrm>
+                    <a:prstGeom prst="rect"/>
+                  </pic:spPr>
+                </pic:pic>
+              </a:graphicData>
+            </a:graphic>
+          </wp:inline>
+        </w:drawing>
       </w:r>
     </w:p>
     <w:p>
@@ -871,25 +896,50 @@
         <w:rPr>
           <w:rFonts w:ascii="Times New Roman" w:hAnsi="Times New Roman" w:eastAsia="宋体"/>
           <w:b w:val="0"/>
-          <w:color w:val="CCCCCC"/>
+          <w:color w:val="666666"/>
           <w:sz w:val="18"/>
         </w:rPr>
-        <w:t>（粘贴图片后删除本行）</w:t>
+        <w:t>解题页空态：左侧题目输入，右侧小肥鱼待机</w:t>
       </w:r>
     </w:p>
     <w:p>
       <w:pPr>
-        <w:spacing w:before="200" w:after="40"/>
+        <w:spacing w:before="160"/>
         <w:jc w:val="center"/>
       </w:pPr>
       <w:r>
-        <w:rPr>
-          <w:rFonts w:ascii="Times New Roman" w:hAnsi="Times New Roman" w:eastAsia="宋体"/>
-          <w:b/>
-          <w:color w:val="999999"/>
-          <w:sz w:val="20"/>
-        </w:rPr>
-        <w:t>▼ 在此处插入「截图 2：连接设置面板 —— 接口地址、模型名、密钥三个输入框」</w:t>
+        <w:drawing>
+          <wp:inline xmlns:a="http://schemas.openxmlformats.org/drawingml/2006/main" xmlns:pic="http://schemas.openxmlformats.org/drawingml/2006/picture">
+            <wp:extent cx="5580000" cy="2997905"/>
+            <wp:docPr id="2" name="Picture 2"/>
+            <wp:cNvGraphicFramePr>
+              <a:graphicFrameLocks noChangeAspect="1"/>
+            </wp:cNvGraphicFramePr>
+            <a:graphic>
+              <a:graphicData uri="http://schemas.openxmlformats.org/drawingml/2006/picture">
+                <pic:pic>
+                  <pic:nvPicPr>
+                    <pic:cNvPr id="0" name="S03.png"/>
+                    <pic:cNvPicPr/>
+                  </pic:nvPicPr>
+                  <pic:blipFill>
+                    <a:blip r:embed="rId11"/>
+                    <a:stretch>
+                      <a:fillRect/>
+                    </a:stretch>
+                  </pic:blipFill>
+                  <pic:spPr>
+                    <a:xfrm>
+                      <a:off x="0" y="0"/>
+                      <a:ext cx="5580000" cy="2997905"/>
+                    </a:xfrm>
+                    <a:prstGeom prst="rect"/>
+                  </pic:spPr>
+                </pic:pic>
+              </a:graphicData>
+            </a:graphic>
+          </wp:inline>
+        </w:drawing>
       </w:r>
     </w:p>
     <w:p>
@@ -901,10 +951,10 @@
         <w:rPr>
           <w:rFonts w:ascii="Times New Roman" w:hAnsi="Times New Roman" w:eastAsia="宋体"/>
           <w:b w:val="0"/>
-          <w:color w:val="CCCCCC"/>
+          <w:color w:val="666666"/>
           <w:sz w:val="18"/>
         </w:rPr>
-        <w:t>（粘贴图片后删除本行）</w:t>
+        <w:t>连接设置：接口地址、模型名、密钥</w:t>
       </w:r>
     </w:p>
     <w:p>
@@ -1133,17 +1183,42 @@
     </w:p>
     <w:p>
       <w:pPr>
-        <w:spacing w:before="200" w:after="40"/>
+        <w:spacing w:before="160"/>
         <w:jc w:val="center"/>
       </w:pPr>
       <w:r>
-        <w:rPr>
-          <w:rFonts w:ascii="Times New Roman" w:hAnsi="Times New Roman" w:eastAsia="宋体"/>
-          <w:b/>
-          <w:color w:val="999999"/>
-          <w:sz w:val="20"/>
-        </w:rPr>
-        <w:t>▼ 在此处插入「截图 3：生成过程中的解题页 —— 阶段大标题 + 插画 + 折叠面板」</w:t>
+        <w:drawing>
+          <wp:inline xmlns:a="http://schemas.openxmlformats.org/drawingml/2006/main" xmlns:pic="http://schemas.openxmlformats.org/drawingml/2006/picture">
+            <wp:extent cx="5580000" cy="2928119"/>
+            <wp:docPr id="3" name="Picture 3"/>
+            <wp:cNvGraphicFramePr>
+              <a:graphicFrameLocks noChangeAspect="1"/>
+            </wp:cNvGraphicFramePr>
+            <a:graphic>
+              <a:graphicData uri="http://schemas.openxmlformats.org/drawingml/2006/picture">
+                <pic:pic>
+                  <pic:nvPicPr>
+                    <pic:cNvPr id="0" name="S04.png"/>
+                    <pic:cNvPicPr/>
+                  </pic:nvPicPr>
+                  <pic:blipFill>
+                    <a:blip r:embed="rId12"/>
+                    <a:stretch>
+                      <a:fillRect/>
+                    </a:stretch>
+                  </pic:blipFill>
+                  <pic:spPr>
+                    <a:xfrm>
+                      <a:off x="0" y="0"/>
+                      <a:ext cx="5580000" cy="2928119"/>
+                    </a:xfrm>
+                    <a:prstGeom prst="rect"/>
+                  </pic:spPr>
+                </pic:pic>
+              </a:graphicData>
+            </a:graphic>
+          </wp:inline>
+        </w:drawing>
       </w:r>
     </w:p>
     <w:p>
@@ -1155,10 +1230,10 @@
         <w:rPr>
           <w:rFonts w:ascii="Times New Roman" w:hAnsi="Times New Roman" w:eastAsia="宋体"/>
           <w:b w:val="0"/>
-          <w:color w:val="CCCCCC"/>
+          <w:color w:val="666666"/>
           <w:sz w:val="18"/>
         </w:rPr>
-        <w:t>（粘贴图片后删除本行）</w:t>
+        <w:t>生成过程：阶段大标题 + 插画 + 折叠面板</w:t>
       </w:r>
     </w:p>
     <w:p>
@@ -1275,17 +1350,42 @@
     </w:p>
     <w:p>
       <w:pPr>
-        <w:spacing w:before="200" w:after="40"/>
+        <w:spacing w:before="160"/>
         <w:jc w:val="center"/>
       </w:pPr>
       <w:r>
-        <w:rPr>
-          <w:rFonts w:ascii="Times New Roman" w:hAnsi="Times New Roman" w:eastAsia="宋体"/>
-          <w:b/>
-          <w:color w:val="999999"/>
-          <w:sz w:val="20"/>
-        </w:rPr>
-        <w:t>▼ 在此处插入「截图 4：校验报告与“知识卡依据”面板」</w:t>
+        <w:drawing>
+          <wp:inline xmlns:a="http://schemas.openxmlformats.org/drawingml/2006/main" xmlns:pic="http://schemas.openxmlformats.org/drawingml/2006/picture">
+            <wp:extent cx="3420000" cy="2570738"/>
+            <wp:docPr id="4" name="Picture 4"/>
+            <wp:cNvGraphicFramePr>
+              <a:graphicFrameLocks noChangeAspect="1"/>
+            </wp:cNvGraphicFramePr>
+            <a:graphic>
+              <a:graphicData uri="http://schemas.openxmlformats.org/drawingml/2006/picture">
+                <pic:pic>
+                  <pic:nvPicPr>
+                    <pic:cNvPr id="0" name="S05.png"/>
+                    <pic:cNvPicPr/>
+                  </pic:nvPicPr>
+                  <pic:blipFill>
+                    <a:blip r:embed="rId13"/>
+                    <a:stretch>
+                      <a:fillRect/>
+                    </a:stretch>
+                  </pic:blipFill>
+                  <pic:spPr>
+                    <a:xfrm>
+                      <a:off x="0" y="0"/>
+                      <a:ext cx="3420000" cy="2570738"/>
+                    </a:xfrm>
+                    <a:prstGeom prst="rect"/>
+                  </pic:spPr>
+                </pic:pic>
+              </a:graphicData>
+            </a:graphic>
+          </wp:inline>
+        </w:drawing>
       </w:r>
     </w:p>
     <w:p>
@@ -1297,10 +1397,10 @@
         <w:rPr>
           <w:rFonts w:ascii="Times New Roman" w:hAnsi="Times New Roman" w:eastAsia="宋体"/>
           <w:b w:val="0"/>
-          <w:color w:val="CCCCCC"/>
+          <w:color w:val="666666"/>
           <w:sz w:val="18"/>
         </w:rPr>
-        <w:t>（粘贴图片后删除本行）</w:t>
+        <w:t>校验报告与知识卡依据</w:t>
       </w:r>
     </w:p>
     <w:p>
@@ -1394,17 +1494,42 @@
     </w:p>
     <w:p>
       <w:pPr>
-        <w:spacing w:before="200" w:after="40"/>
+        <w:spacing w:before="160"/>
         <w:jc w:val="center"/>
       </w:pPr>
       <w:r>
-        <w:rPr>
-          <w:rFonts w:ascii="Times New Roman" w:hAnsi="Times New Roman" w:eastAsia="宋体"/>
-          <w:b/>
-          <w:color w:val="999999"/>
-          <w:sz w:val="20"/>
-        </w:rPr>
-        <w:t>▼ 在此处插入「截图 5：动画页播放状态 —— 画布、步骤栏、曲线图同屏」</w:t>
+        <w:drawing>
+          <wp:inline xmlns:a="http://schemas.openxmlformats.org/drawingml/2006/main" xmlns:pic="http://schemas.openxmlformats.org/drawingml/2006/picture">
+            <wp:extent cx="5580000" cy="2939750"/>
+            <wp:docPr id="5" name="Picture 5"/>
+            <wp:cNvGraphicFramePr>
+              <a:graphicFrameLocks noChangeAspect="1"/>
+            </wp:cNvGraphicFramePr>
+            <a:graphic>
+              <a:graphicData uri="http://schemas.openxmlformats.org/drawingml/2006/picture">
+                <pic:pic>
+                  <pic:nvPicPr>
+                    <pic:cNvPr id="0" name="S06.png"/>
+                    <pic:cNvPicPr/>
+                  </pic:nvPicPr>
+                  <pic:blipFill>
+                    <a:blip r:embed="rId14"/>
+                    <a:stretch>
+                      <a:fillRect/>
+                    </a:stretch>
+                  </pic:blipFill>
+                  <pic:spPr>
+                    <a:xfrm>
+                      <a:off x="0" y="0"/>
+                      <a:ext cx="5580000" cy="2939750"/>
+                    </a:xfrm>
+                    <a:prstGeom prst="rect"/>
+                  </pic:spPr>
+                </pic:pic>
+              </a:graphicData>
+            </a:graphic>
+          </wp:inline>
+        </w:drawing>
       </w:r>
     </w:p>
     <w:p>
@@ -1416,25 +1541,50 @@
         <w:rPr>
           <w:rFonts w:ascii="Times New Roman" w:hAnsi="Times New Roman" w:eastAsia="宋体"/>
           <w:b w:val="0"/>
-          <w:color w:val="CCCCCC"/>
+          <w:color w:val="666666"/>
           <w:sz w:val="18"/>
         </w:rPr>
-        <w:t>（粘贴图片后删除本行）</w:t>
+        <w:t>动画页：画布、步骤栏、曲线图同屏</w:t>
       </w:r>
     </w:p>
     <w:p>
       <w:pPr>
-        <w:spacing w:before="200" w:after="40"/>
+        <w:spacing w:before="160"/>
         <w:jc w:val="center"/>
       </w:pPr>
       <w:r>
-        <w:rPr>
-          <w:rFonts w:ascii="Times New Roman" w:hAnsi="Times New Roman" w:eastAsia="宋体"/>
-          <w:b/>
-          <w:color w:val="999999"/>
-          <w:sz w:val="20"/>
-        </w:rPr>
-        <w:t>▼ 在此处插入「截图 6：点击第 2 步后的画面 —— 步骤高亮、动画跳到对应时刻」</w:t>
+        <w:drawing>
+          <wp:inline xmlns:a="http://schemas.openxmlformats.org/drawingml/2006/main" xmlns:pic="http://schemas.openxmlformats.org/drawingml/2006/picture">
+            <wp:extent cx="5580000" cy="2922303"/>
+            <wp:docPr id="6" name="Picture 6"/>
+            <wp:cNvGraphicFramePr>
+              <a:graphicFrameLocks noChangeAspect="1"/>
+            </wp:cNvGraphicFramePr>
+            <a:graphic>
+              <a:graphicData uri="http://schemas.openxmlformats.org/drawingml/2006/picture">
+                <pic:pic>
+                  <pic:nvPicPr>
+                    <pic:cNvPr id="0" name="S07.png"/>
+                    <pic:cNvPicPr/>
+                  </pic:nvPicPr>
+                  <pic:blipFill>
+                    <a:blip r:embed="rId15"/>
+                    <a:stretch>
+                      <a:fillRect/>
+                    </a:stretch>
+                  </pic:blipFill>
+                  <pic:spPr>
+                    <a:xfrm>
+                      <a:off x="0" y="0"/>
+                      <a:ext cx="5580000" cy="2922303"/>
+                    </a:xfrm>
+                    <a:prstGeom prst="rect"/>
+                  </pic:spPr>
+                </pic:pic>
+              </a:graphicData>
+            </a:graphic>
+          </wp:inline>
+        </w:drawing>
       </w:r>
     </w:p>
     <w:p>
@@ -1446,10 +1596,10 @@
         <w:rPr>
           <w:rFonts w:ascii="Times New Roman" w:hAnsi="Times New Roman" w:eastAsia="宋体"/>
           <w:b w:val="0"/>
-          <w:color w:val="CCCCCC"/>
+          <w:color w:val="666666"/>
           <w:sz w:val="18"/>
         </w:rPr>
-        <w:t>（粘贴图片后删除本行）</w:t>
+        <w:t>点第 2 步：步骤高亮，动画跳到对应时刻</w:t>
       </w:r>
     </w:p>
     <w:p>
@@ -1678,17 +1828,42 @@
     </w:p>
     <w:p>
       <w:pPr>
-        <w:spacing w:before="200" w:after="40"/>
+        <w:spacing w:before="160"/>
         <w:jc w:val="center"/>
       </w:pPr>
       <w:r>
-        <w:rPr>
-          <w:rFonts w:ascii="Times New Roman" w:hAnsi="Times New Roman" w:eastAsia="宋体"/>
-          <w:b/>
-          <w:color w:val="999999"/>
-          <w:sz w:val="20"/>
-        </w:rPr>
-        <w:t>▼ 在此处插入「截图 7：设置页的知识卡列表与编辑区」</w:t>
+        <w:drawing>
+          <wp:inline xmlns:a="http://schemas.openxmlformats.org/drawingml/2006/main" xmlns:pic="http://schemas.openxmlformats.org/drawingml/2006/picture">
+            <wp:extent cx="5580000" cy="2942658"/>
+            <wp:docPr id="7" name="Picture 7"/>
+            <wp:cNvGraphicFramePr>
+              <a:graphicFrameLocks noChangeAspect="1"/>
+            </wp:cNvGraphicFramePr>
+            <a:graphic>
+              <a:graphicData uri="http://schemas.openxmlformats.org/drawingml/2006/picture">
+                <pic:pic>
+                  <pic:nvPicPr>
+                    <pic:cNvPr id="0" name="S09.png"/>
+                    <pic:cNvPicPr/>
+                  </pic:nvPicPr>
+                  <pic:blipFill>
+                    <a:blip r:embed="rId16"/>
+                    <a:stretch>
+                      <a:fillRect/>
+                    </a:stretch>
+                  </pic:blipFill>
+                  <pic:spPr>
+                    <a:xfrm>
+                      <a:off x="0" y="0"/>
+                      <a:ext cx="5580000" cy="2942658"/>
+                    </a:xfrm>
+                    <a:prstGeom prst="rect"/>
+                  </pic:spPr>
+                </pic:pic>
+              </a:graphicData>
+            </a:graphic>
+          </wp:inline>
+        </w:drawing>
       </w:r>
     </w:p>
     <w:p>
@@ -1700,10 +1875,10 @@
         <w:rPr>
           <w:rFonts w:ascii="Times New Roman" w:hAnsi="Times New Roman" w:eastAsia="宋体"/>
           <w:b w:val="0"/>
-          <w:color w:val="CCCCCC"/>
+          <w:color w:val="666666"/>
           <w:sz w:val="18"/>
         </w:rPr>
-        <w:t>（粘贴图片后删除本行）</w:t>
+        <w:t>设置页的知识卡列表与编辑区</w:t>
       </w:r>
     </w:p>
     <w:p>
@@ -1854,17 +2029,42 @@
     </w:p>
     <w:p>
       <w:pPr>
-        <w:spacing w:before="200" w:after="40"/>
+        <w:spacing w:before="160"/>
         <w:jc w:val="center"/>
       </w:pPr>
       <w:r>
-        <w:rPr>
-          <w:rFonts w:ascii="Times New Roman" w:hAnsi="Times New Roman" w:eastAsia="宋体"/>
-          <w:b/>
-          <w:color w:val="999999"/>
-          <w:sz w:val="20"/>
-        </w:rPr>
-        <w:t>▼ 在此处插入「截图 8：导出菜单展开状态」</w:t>
+        <w:drawing>
+          <wp:inline xmlns:a="http://schemas.openxmlformats.org/drawingml/2006/main" xmlns:pic="http://schemas.openxmlformats.org/drawingml/2006/picture">
+            <wp:extent cx="5580000" cy="2948473"/>
+            <wp:docPr id="8" name="Picture 8"/>
+            <wp:cNvGraphicFramePr>
+              <a:graphicFrameLocks noChangeAspect="1"/>
+            </wp:cNvGraphicFramePr>
+            <a:graphic>
+              <a:graphicData uri="http://schemas.openxmlformats.org/drawingml/2006/picture">
+                <pic:pic>
+                  <pic:nvPicPr>
+                    <pic:cNvPr id="0" name="S10.png"/>
+                    <pic:cNvPicPr/>
+                  </pic:nvPicPr>
+                  <pic:blipFill>
+                    <a:blip r:embed="rId17"/>
+                    <a:stretch>
+                      <a:fillRect/>
+                    </a:stretch>
+                  </pic:blipFill>
+                  <pic:spPr>
+                    <a:xfrm>
+                      <a:off x="0" y="0"/>
+                      <a:ext cx="5580000" cy="2948473"/>
+                    </a:xfrm>
+                    <a:prstGeom prst="rect"/>
+                  </pic:spPr>
+                </pic:pic>
+              </a:graphicData>
+            </a:graphic>
+          </wp:inline>
+        </w:drawing>
       </w:r>
     </w:p>
     <w:p>
@@ -1876,25 +2076,50 @@
         <w:rPr>
           <w:rFonts w:ascii="Times New Roman" w:hAnsi="Times New Roman" w:eastAsia="宋体"/>
           <w:b w:val="0"/>
-          <w:color w:val="CCCCCC"/>
+          <w:color w:val="666666"/>
           <w:sz w:val="18"/>
         </w:rPr>
-        <w:t>（粘贴图片后删除本行）</w:t>
+        <w:t>导出菜单</w:t>
       </w:r>
     </w:p>
     <w:p>
       <w:pPr>
-        <w:spacing w:before="200" w:after="40"/>
+        <w:spacing w:before="160"/>
         <w:jc w:val="center"/>
       </w:pPr>
       <w:r>
-        <w:rPr>
-          <w:rFonts w:ascii="Times New Roman" w:hAnsi="Times New Roman" w:eastAsia="宋体"/>
-          <w:b/>
-          <w:color w:val="999999"/>
-          <w:sz w:val="20"/>
-        </w:rPr>
-        <w:t>▼ 在此处插入「截图 9：导出的单文件网页在浏览器中打开并播放」</w:t>
+        <w:drawing>
+          <wp:inline xmlns:a="http://schemas.openxmlformats.org/drawingml/2006/main" xmlns:pic="http://schemas.openxmlformats.org/drawingml/2006/picture">
+            <wp:extent cx="5580000" cy="2989182"/>
+            <wp:docPr id="9" name="Picture 9"/>
+            <wp:cNvGraphicFramePr>
+              <a:graphicFrameLocks noChangeAspect="1"/>
+            </wp:cNvGraphicFramePr>
+            <a:graphic>
+              <a:graphicData uri="http://schemas.openxmlformats.org/drawingml/2006/picture">
+                <pic:pic>
+                  <pic:nvPicPr>
+                    <pic:cNvPr id="0" name="S12.png"/>
+                    <pic:cNvPicPr/>
+                  </pic:nvPicPr>
+                  <pic:blipFill>
+                    <a:blip r:embed="rId18"/>
+                    <a:stretch>
+                      <a:fillRect/>
+                    </a:stretch>
+                  </pic:blipFill>
+                  <pic:spPr>
+                    <a:xfrm>
+                      <a:off x="0" y="0"/>
+                      <a:ext cx="5580000" cy="2989182"/>
+                    </a:xfrm>
+                    <a:prstGeom prst="rect"/>
+                  </pic:spPr>
+                </pic:pic>
+              </a:graphicData>
+            </a:graphic>
+          </wp:inline>
+        </w:drawing>
       </w:r>
     </w:p>
     <w:p>
@@ -1906,10 +2131,10 @@
         <w:rPr>
           <w:rFonts w:ascii="Times New Roman" w:hAnsi="Times New Roman" w:eastAsia="宋体"/>
           <w:b w:val="0"/>
-          <w:color w:val="CCCCCC"/>
+          <w:color w:val="666666"/>
           <w:sz w:val="18"/>
         </w:rPr>
-        <w:t>（粘贴图片后删除本行）</w:t>
+        <w:t>导出的单文件网页在浏览器中播放</w:t>
       </w:r>
     </w:p>
     <w:p>

--- a/docs/软著/软件说明书.docx
+++ b/docs/软著/软件说明书.docx
@@ -855,7 +855,7 @@
       <w:r>
         <w:drawing>
           <wp:inline xmlns:a="http://schemas.openxmlformats.org/drawingml/2006/main" xmlns:pic="http://schemas.openxmlformats.org/drawingml/2006/picture">
-            <wp:extent cx="5580000" cy="2997905"/>
+            <wp:extent cx="5580000" cy="2817624"/>
             <wp:docPr id="1" name="Picture 1"/>
             <wp:cNvGraphicFramePr>
               <a:graphicFrameLocks noChangeAspect="1"/>
@@ -876,7 +876,7 @@
                   <pic:spPr>
                     <a:xfrm>
                       <a:off x="0" y="0"/>
-                      <a:ext cx="5580000" cy="2997905"/>
+                      <a:ext cx="5580000" cy="2817624"/>
                     </a:xfrm>
                     <a:prstGeom prst="rect"/>
                   </pic:spPr>
@@ -910,7 +910,7 @@
       <w:r>
         <w:drawing>
           <wp:inline xmlns:a="http://schemas.openxmlformats.org/drawingml/2006/main" xmlns:pic="http://schemas.openxmlformats.org/drawingml/2006/picture">
-            <wp:extent cx="5580000" cy="2997905"/>
+            <wp:extent cx="5580000" cy="2817624"/>
             <wp:docPr id="2" name="Picture 2"/>
             <wp:cNvGraphicFramePr>
               <a:graphicFrameLocks noChangeAspect="1"/>
@@ -931,7 +931,7 @@
                   <pic:spPr>
                     <a:xfrm>
                       <a:off x="0" y="0"/>
-                      <a:ext cx="5580000" cy="2997905"/>
+                      <a:ext cx="5580000" cy="2817624"/>
                     </a:xfrm>
                     <a:prstGeom prst="rect"/>
                   </pic:spPr>
@@ -1189,7 +1189,7 @@
       <w:r>
         <w:drawing>
           <wp:inline xmlns:a="http://schemas.openxmlformats.org/drawingml/2006/main" xmlns:pic="http://schemas.openxmlformats.org/drawingml/2006/picture">
-            <wp:extent cx="5580000" cy="2928119"/>
+            <wp:extent cx="5580000" cy="2747837"/>
             <wp:docPr id="3" name="Picture 3"/>
             <wp:cNvGraphicFramePr>
               <a:graphicFrameLocks noChangeAspect="1"/>
@@ -1210,7 +1210,7 @@
                   <pic:spPr>
                     <a:xfrm>
                       <a:off x="0" y="0"/>
-                      <a:ext cx="5580000" cy="2928119"/>
+                      <a:ext cx="5580000" cy="2747837"/>
                     </a:xfrm>
                     <a:prstGeom prst="rect"/>
                   </pic:spPr>
@@ -1500,7 +1500,7 @@
       <w:r>
         <w:drawing>
           <wp:inline xmlns:a="http://schemas.openxmlformats.org/drawingml/2006/main" xmlns:pic="http://schemas.openxmlformats.org/drawingml/2006/picture">
-            <wp:extent cx="5580000" cy="2939750"/>
+            <wp:extent cx="5580000" cy="2759468"/>
             <wp:docPr id="5" name="Picture 5"/>
             <wp:cNvGraphicFramePr>
               <a:graphicFrameLocks noChangeAspect="1"/>
@@ -1521,7 +1521,7 @@
                   <pic:spPr>
                     <a:xfrm>
                       <a:off x="0" y="0"/>
-                      <a:ext cx="5580000" cy="2939750"/>
+                      <a:ext cx="5580000" cy="2759468"/>
                     </a:xfrm>
                     <a:prstGeom prst="rect"/>
                   </pic:spPr>
@@ -1555,7 +1555,7 @@
       <w:r>
         <w:drawing>
           <wp:inline xmlns:a="http://schemas.openxmlformats.org/drawingml/2006/main" xmlns:pic="http://schemas.openxmlformats.org/drawingml/2006/picture">
-            <wp:extent cx="5580000" cy="2922303"/>
+            <wp:extent cx="5580000" cy="2742022"/>
             <wp:docPr id="6" name="Picture 6"/>
             <wp:cNvGraphicFramePr>
               <a:graphicFrameLocks noChangeAspect="1"/>
@@ -1576,7 +1576,7 @@
                   <pic:spPr>
                     <a:xfrm>
                       <a:off x="0" y="0"/>
-                      <a:ext cx="5580000" cy="2922303"/>
+                      <a:ext cx="5580000" cy="2742022"/>
                     </a:xfrm>
                     <a:prstGeom prst="rect"/>
                   </pic:spPr>
@@ -1834,7 +1834,7 @@
       <w:r>
         <w:drawing>
           <wp:inline xmlns:a="http://schemas.openxmlformats.org/drawingml/2006/main" xmlns:pic="http://schemas.openxmlformats.org/drawingml/2006/picture">
-            <wp:extent cx="5580000" cy="2942658"/>
+            <wp:extent cx="5580000" cy="2762376"/>
             <wp:docPr id="7" name="Picture 7"/>
             <wp:cNvGraphicFramePr>
               <a:graphicFrameLocks noChangeAspect="1"/>
@@ -1855,7 +1855,7 @@
                   <pic:spPr>
                     <a:xfrm>
                       <a:off x="0" y="0"/>
-                      <a:ext cx="5580000" cy="2942658"/>
+                      <a:ext cx="5580000" cy="2762376"/>
                     </a:xfrm>
                     <a:prstGeom prst="rect"/>
                   </pic:spPr>
@@ -2035,7 +2035,7 @@
       <w:r>
         <w:drawing>
           <wp:inline xmlns:a="http://schemas.openxmlformats.org/drawingml/2006/main" xmlns:pic="http://schemas.openxmlformats.org/drawingml/2006/picture">
-            <wp:extent cx="5580000" cy="2948473"/>
+            <wp:extent cx="5580000" cy="2768192"/>
             <wp:docPr id="8" name="Picture 8"/>
             <wp:cNvGraphicFramePr>
               <a:graphicFrameLocks noChangeAspect="1"/>
@@ -2056,7 +2056,7 @@
                   <pic:spPr>
                     <a:xfrm>
                       <a:off x="0" y="0"/>
-                      <a:ext cx="5580000" cy="2948473"/>
+                      <a:ext cx="5580000" cy="2768192"/>
                     </a:xfrm>
                     <a:prstGeom prst="rect"/>
                   </pic:spPr>

--- a/docs/软著/软件说明书.docx
+++ b/docs/软著/软件说明书.docx
@@ -318,7 +318,23 @@
           <w:b w:val="0"/>
           <w:sz w:val="21"/>
         </w:rPr>
-        <w:t>⚠ **提交前必须逐字核对**：本封面上的软件名称、版本号，要与申请表、源代码页眉完全一致。</w:t>
+        <w:t xml:space="preserve">⚠ </w:t>
+      </w:r>
+      <w:r>
+        <w:rPr>
+          <w:rFonts w:ascii="Times New Roman" w:hAnsi="Times New Roman" w:eastAsia="宋体"/>
+          <w:b/>
+          <w:sz w:val="21"/>
+        </w:rPr>
+        <w:t>提交前必须逐字核对</w:t>
+      </w:r>
+      <w:r>
+        <w:rPr>
+          <w:rFonts w:ascii="Times New Roman" w:hAnsi="Times New Roman" w:eastAsia="宋体"/>
+          <w:b w:val="0"/>
+          <w:sz w:val="21"/>
+        </w:rPr>
+        <w:t>：本封面上的软件名称、版本号，要与申请表、源代码页眉完全一致。</w:t>
       </w:r>
     </w:p>
     <w:p>
@@ -328,7 +344,39 @@
           <w:b w:val="0"/>
           <w:sz w:val="21"/>
         </w:rPr>
-        <w:t>方括号 `〔 〕` 里的内容全部要替换成真实信息，**不能带着括号提交**。</w:t>
+        <w:t xml:space="preserve">方括号 </w:t>
+      </w:r>
+      <w:r>
+        <w:rPr>
+          <w:rFonts w:ascii="Courier New" w:hAnsi="Courier New" w:eastAsia="宋体"/>
+          <w:b w:val="0"/>
+          <w:sz w:val="21"/>
+        </w:rPr>
+        <w:t>〔 〕</w:t>
+      </w:r>
+      <w:r>
+        <w:rPr>
+          <w:rFonts w:ascii="Times New Roman" w:hAnsi="Times New Roman" w:eastAsia="宋体"/>
+          <w:b w:val="0"/>
+          <w:sz w:val="21"/>
+        </w:rPr>
+        <w:t xml:space="preserve"> 里的内容全部要替换成真实信息，</w:t>
+      </w:r>
+      <w:r>
+        <w:rPr>
+          <w:rFonts w:ascii="Times New Roman" w:hAnsi="Times New Roman" w:eastAsia="宋体"/>
+          <w:b/>
+          <w:sz w:val="21"/>
+        </w:rPr>
+        <w:t>不能带着括号提交</w:t>
+      </w:r>
+      <w:r>
+        <w:rPr>
+          <w:rFonts w:ascii="Times New Roman" w:hAnsi="Times New Roman" w:eastAsia="宋体"/>
+          <w:b w:val="0"/>
+          <w:sz w:val="21"/>
+        </w:rPr>
+        <w:t>。</w:t>
       </w:r>
     </w:p>
     <w:p>
@@ -391,7 +439,23 @@
           <w:b w:val="0"/>
           <w:sz w:val="21"/>
         </w:rPr>
-        <w:t>软件解决的核心问题是：**物理题的“过程”很难用静态板书讲清楚**。传统做法是教师自己画图、</w:t>
+        <w:t>软件解决的核心问题是：</w:t>
+      </w:r>
+      <w:r>
+        <w:rPr>
+          <w:rFonts w:ascii="Times New Roman" w:hAnsi="Times New Roman" w:eastAsia="宋体"/>
+          <w:b/>
+          <w:sz w:val="21"/>
+        </w:rPr>
+        <w:t>物理题的“过程”很难用静态板书讲清楚</w:t>
+      </w:r>
+      <w:r>
+        <w:rPr>
+          <w:rFonts w:ascii="Times New Roman" w:hAnsi="Times New Roman" w:eastAsia="宋体"/>
+          <w:b w:val="0"/>
+          <w:sz w:val="21"/>
+        </w:rPr>
+        <w:t>。传统做法是教师自己画图、</w:t>
       </w:r>
     </w:p>
     <w:p>
@@ -422,10 +486,18 @@
       <w:r>
         <w:rPr>
           <w:rFonts w:ascii="Times New Roman" w:hAnsi="Times New Roman" w:eastAsia="宋体"/>
+          <w:b/>
+          <w:sz w:val="21"/>
+        </w:rPr>
+        <w:t>运动由程序计算</w:t>
+      </w:r>
+      <w:r>
+        <w:rPr>
+          <w:rFonts w:ascii="Times New Roman" w:hAnsi="Times New Roman" w:eastAsia="宋体"/>
           <w:b w:val="0"/>
           <w:sz w:val="21"/>
         </w:rPr>
-        <w:t>**运动由程序计算**：物理分析结果（每段的位移、速度、加速度方程）由本地程序生成运动代码，</w:t>
+        <w:t>：物理分析结果（每段的位移、速度、加速度方程）由本地程序生成运动代码，</w:t>
       </w:r>
     </w:p>
     <w:p>
@@ -446,10 +518,34 @@
       <w:r>
         <w:rPr>
           <w:rFonts w:ascii="Times New Roman" w:hAnsi="Times New Roman" w:eastAsia="宋体"/>
+          <w:b/>
+          <w:sz w:val="21"/>
+        </w:rPr>
+        <w:t>画面由模型编写</w:t>
+      </w:r>
+      <w:r>
+        <w:rPr>
+          <w:rFonts w:ascii="Times New Roman" w:hAnsi="Times New Roman" w:eastAsia="宋体"/>
           <w:b w:val="0"/>
           <w:sz w:val="21"/>
         </w:rPr>
-        <w:t>**画面由模型编写**：模型只负责逐帧绘制（`drawFrame`），不碰尺寸、相机、时间轴；</w:t>
+        <w:t>：模型只负责逐帧绘制（</w:t>
+      </w:r>
+      <w:r>
+        <w:rPr>
+          <w:rFonts w:ascii="Courier New" w:hAnsi="Courier New" w:eastAsia="宋体"/>
+          <w:b w:val="0"/>
+          <w:sz w:val="21"/>
+        </w:rPr>
+        <w:t>drawFrame</w:t>
+      </w:r>
+      <w:r>
+        <w:rPr>
+          <w:rFonts w:ascii="Times New Roman" w:hAnsi="Times New Roman" w:eastAsia="宋体"/>
+          <w:b w:val="0"/>
+          <w:sz w:val="21"/>
+        </w:rPr>
+        <w:t>），不碰尺寸、相机、时间轴；</w:t>
       </w:r>
     </w:p>
     <w:p>
@@ -460,10 +556,18 @@
       <w:r>
         <w:rPr>
           <w:rFonts w:ascii="Times New Roman" w:hAnsi="Times New Roman" w:eastAsia="宋体"/>
+          <w:b/>
+          <w:sz w:val="21"/>
+        </w:rPr>
+        <w:t>结果由判据把关</w:t>
+      </w:r>
+      <w:r>
+        <w:rPr>
+          <w:rFonts w:ascii="Times New Roman" w:hAnsi="Times New Roman" w:eastAsia="宋体"/>
           <w:b w:val="0"/>
           <w:sz w:val="21"/>
         </w:rPr>
-        <w:t>**结果由判据把关**：生成的动画程序必须通过静态判据与沙箱干跑，未通过时自动定位问题并重画。</w:t>
+        <w:t>：生成的动画程序必须通过静态判据与沙箱干跑，未通过时自动定位问题并重画。</w:t>
       </w:r>
     </w:p>
     <w:p>
@@ -729,10 +833,18 @@
             <w:r>
               <w:rPr>
                 <w:rFonts w:ascii="Times New Roman" w:hAnsi="Times New Roman" w:eastAsia="宋体"/>
+                <w:b/>
+                <w:sz w:val="19"/>
+              </w:rPr>
+              <w:t>启动与使用不需要联网</w:t>
+            </w:r>
+            <w:r>
+              <w:rPr>
+                <w:rFonts w:ascii="Times New Roman" w:hAnsi="Times New Roman" w:eastAsia="宋体"/>
                 <w:b w:val="0"/>
                 <w:sz w:val="19"/>
               </w:rPr>
-              <w:t>**启动与使用不需要联网**；仅在“开始生成”时访问用户自行配置的模型接口</w:t>
+              <w:t>；仅在“开始生成”时访问用户自行配置的模型接口</w:t>
             </w:r>
           </w:p>
         </w:tc>
@@ -810,7 +922,23 @@
           <w:b w:val="0"/>
           <w:sz w:val="21"/>
         </w:rPr>
-        <w:t>双击 **`小肥鱼物理解题动画.exe`** 启动。</w:t>
+        <w:t xml:space="preserve">双击 </w:t>
+      </w:r>
+      <w:r>
+        <w:rPr>
+          <w:rFonts w:ascii="Times New Roman" w:hAnsi="Times New Roman" w:eastAsia="宋体"/>
+          <w:b/>
+          <w:sz w:val="21"/>
+        </w:rPr>
+        <w:t>`小肥鱼物理解题动画.exe`</w:t>
+      </w:r>
+      <w:r>
+        <w:rPr>
+          <w:rFonts w:ascii="Times New Roman" w:hAnsi="Times New Roman" w:eastAsia="宋体"/>
+          <w:b w:val="0"/>
+          <w:sz w:val="21"/>
+        </w:rPr>
+        <w:t xml:space="preserve"> 启动。</w:t>
       </w:r>
     </w:p>
     <w:p>
@@ -834,17 +962,41 @@
           <w:b w:val="0"/>
           <w:sz w:val="21"/>
         </w:rPr>
-        <w:t>首次启动后，点右上角 **⚙ 连接设置**，填写模型接口地址、模型名与密钥。</w:t>
+        <w:t xml:space="preserve">首次启动后，点右上角 </w:t>
+      </w:r>
+      <w:r>
+        <w:rPr>
+          <w:rFonts w:ascii="Times New Roman" w:hAnsi="Times New Roman" w:eastAsia="宋体"/>
+          <w:b/>
+          <w:sz w:val="21"/>
+        </w:rPr>
+        <w:t>⚙ 连接设置</w:t>
+      </w:r>
+      <w:r>
+        <w:rPr>
+          <w:rFonts w:ascii="Times New Roman" w:hAnsi="Times New Roman" w:eastAsia="宋体"/>
+          <w:b w:val="0"/>
+          <w:sz w:val="21"/>
+        </w:rPr>
+        <w:t>，填写模型接口地址、模型名与密钥。</w:t>
       </w:r>
     </w:p>
     <w:p>
       <w:r>
         <w:rPr>
           <w:rFonts w:ascii="Times New Roman" w:hAnsi="Times New Roman" w:eastAsia="宋体"/>
+          <w:b/>
+          <w:sz w:val="21"/>
+        </w:rPr>
+        <w:t>必须先配置接口与密钥</w:t>
+      </w:r>
+      <w:r>
+        <w:rPr>
+          <w:rFonts w:ascii="Times New Roman" w:hAnsi="Times New Roman" w:eastAsia="宋体"/>
           <w:b w:val="0"/>
           <w:sz w:val="21"/>
         </w:rPr>
-        <w:t>**必须先配置接口与密钥**：软件不自带模型，未配置时无法生成题目。</w:t>
+        <w:t>：软件不自带模型，未配置时无法生成题目。</w:t>
       </w:r>
     </w:p>
     <w:p>
@@ -910,7 +1062,7 @@
       <w:r>
         <w:drawing>
           <wp:inline xmlns:a="http://schemas.openxmlformats.org/drawingml/2006/main" xmlns:pic="http://schemas.openxmlformats.org/drawingml/2006/picture">
-            <wp:extent cx="5580000" cy="2817624"/>
+            <wp:extent cx="5580000" cy="2750745"/>
             <wp:docPr id="2" name="Picture 2"/>
             <wp:cNvGraphicFramePr>
               <a:graphicFrameLocks noChangeAspect="1"/>
@@ -931,7 +1083,7 @@
                   <pic:spPr>
                     <a:xfrm>
                       <a:off x="0" y="0"/>
-                      <a:ext cx="5580000" cy="2817624"/>
+                      <a:ext cx="5580000" cy="2750745"/>
                     </a:xfrm>
                     <a:prstGeom prst="rect"/>
                   </pic:spPr>
@@ -1034,10 +1186,10 @@
             <w:r>
               <w:rPr>
                 <w:rFonts w:ascii="Times New Roman" w:hAnsi="Times New Roman" w:eastAsia="宋体"/>
-                <w:b w:val="0"/>
+                <w:b/>
                 <w:sz w:val="19"/>
               </w:rPr>
-              <w:t>**解题**</w:t>
+              <w:t>解题</w:t>
             </w:r>
           </w:p>
         </w:tc>
@@ -1068,10 +1220,10 @@
             <w:r>
               <w:rPr>
                 <w:rFonts w:ascii="Times New Roman" w:hAnsi="Times New Roman" w:eastAsia="宋体"/>
-                <w:b w:val="0"/>
+                <w:b/>
                 <w:sz w:val="19"/>
               </w:rPr>
-              <w:t>**动画**</w:t>
+              <w:t>动画</w:t>
             </w:r>
           </w:p>
         </w:tc>
@@ -1102,10 +1254,10 @@
             <w:r>
               <w:rPr>
                 <w:rFonts w:ascii="Times New Roman" w:hAnsi="Times New Roman" w:eastAsia="宋体"/>
-                <w:b w:val="0"/>
+                <w:b/>
                 <w:sz w:val="19"/>
               </w:rPr>
-              <w:t>**设置**</w:t>
+              <w:t>设置</w:t>
             </w:r>
           </w:p>
         </w:tc>
@@ -1136,10 +1288,10 @@
             <w:r>
               <w:rPr>
                 <w:rFonts w:ascii="Times New Roman" w:hAnsi="Times New Roman" w:eastAsia="宋体"/>
-                <w:b w:val="0"/>
+                <w:b/>
                 <w:sz w:val="19"/>
               </w:rPr>
-              <w:t>**导出 ▾**</w:t>
+              <w:t>导出 ▾</w:t>
             </w:r>
           </w:p>
         </w:tc>
@@ -1270,10 +1422,18 @@
       <w:r>
         <w:rPr>
           <w:rFonts w:ascii="Times New Roman" w:hAnsi="Times New Roman" w:eastAsia="宋体"/>
+          <w:b/>
+          <w:sz w:val="21"/>
+        </w:rPr>
+        <w:t>题目输入</w:t>
+      </w:r>
+      <w:r>
+        <w:rPr>
+          <w:rFonts w:ascii="Times New Roman" w:hAnsi="Times New Roman" w:eastAsia="宋体"/>
           <w:b w:val="0"/>
           <w:sz w:val="21"/>
         </w:rPr>
-        <w:t>**题目输入**：支持纯文字、纯图片、文字加图片三种方式。</w:t>
+        <w:t>：支持纯文字、纯图片、文字加图片三种方式。</w:t>
       </w:r>
     </w:p>
     <w:p>
@@ -1284,10 +1444,18 @@
       <w:r>
         <w:rPr>
           <w:rFonts w:ascii="Times New Roman" w:hAnsi="Times New Roman" w:eastAsia="宋体"/>
+          <w:b/>
+          <w:sz w:val="21"/>
+        </w:rPr>
+        <w:t>生成链</w:t>
+      </w:r>
+      <w:r>
+        <w:rPr>
+          <w:rFonts w:ascii="Times New Roman" w:hAnsi="Times New Roman" w:eastAsia="宋体"/>
           <w:b w:val="0"/>
           <w:sz w:val="21"/>
         </w:rPr>
-        <w:t>**生成链**：软件依次执行八个阶段——</w:t>
+        <w:t>：软件依次执行八个阶段——</w:t>
       </w:r>
     </w:p>
     <w:p>
@@ -1318,10 +1486,18 @@
       <w:r>
         <w:rPr>
           <w:rFonts w:ascii="Times New Roman" w:hAnsi="Times New Roman" w:eastAsia="宋体"/>
+          <w:b/>
+          <w:sz w:val="21"/>
+        </w:rPr>
+        <w:t>校验报告</w:t>
+      </w:r>
+      <w:r>
+        <w:rPr>
+          <w:rFonts w:ascii="Times New Roman" w:hAnsi="Times New Roman" w:eastAsia="宋体"/>
           <w:b w:val="0"/>
           <w:sz w:val="21"/>
         </w:rPr>
-        <w:t>**校验报告**：生成结束后给出结论（通过 / 通过但有告警 / 未通过），</w:t>
+        <w:t>：生成结束后给出结论（通过 / 通过但有告警 / 未通过），</w:t>
       </w:r>
     </w:p>
     <w:p>
@@ -1342,10 +1518,18 @@
       <w:r>
         <w:rPr>
           <w:rFonts w:ascii="Times New Roman" w:hAnsi="Times New Roman" w:eastAsia="宋体"/>
+          <w:b/>
+          <w:sz w:val="21"/>
+        </w:rPr>
+        <w:t>知识卡依据</w:t>
+      </w:r>
+      <w:r>
+        <w:rPr>
+          <w:rFonts w:ascii="Times New Roman" w:hAnsi="Times New Roman" w:eastAsia="宋体"/>
           <w:b w:val="0"/>
           <w:sz w:val="21"/>
         </w:rPr>
-        <w:t>**知识卡依据**：列出本次生成命中了哪些知识卡、为什么命中，便于教师判断是否需要调整卡片。</w:t>
+        <w:t>：列出本次生成命中了哪些知识卡、为什么命中，便于教师判断是否需要调整卡片。</w:t>
       </w:r>
     </w:p>
     <w:p>
@@ -1424,10 +1608,18 @@
       <w:r>
         <w:rPr>
           <w:rFonts w:ascii="Times New Roman" w:hAnsi="Times New Roman" w:eastAsia="宋体"/>
+          <w:b/>
+          <w:sz w:val="21"/>
+        </w:rPr>
+        <w:t>播放控制</w:t>
+      </w:r>
+      <w:r>
+        <w:rPr>
+          <w:rFonts w:ascii="Times New Roman" w:hAnsi="Times New Roman" w:eastAsia="宋体"/>
           <w:b w:val="0"/>
           <w:sz w:val="21"/>
         </w:rPr>
-        <w:t>**播放控制**：播放 / 暂停、进度拖动、倍速调节（预设 6 档，支持 0.1–20 倍自定义）。</w:t>
+        <w:t>：播放 / 暂停、进度拖动、倍速调节（预设 6 档，支持 0.1–20 倍自定义）。</w:t>
       </w:r>
     </w:p>
     <w:p>
@@ -1438,10 +1630,18 @@
       <w:r>
         <w:rPr>
           <w:rFonts w:ascii="Times New Roman" w:hAnsi="Times New Roman" w:eastAsia="宋体"/>
+          <w:b/>
+          <w:sz w:val="21"/>
+        </w:rPr>
+        <w:t>步骤联动</w:t>
+      </w:r>
+      <w:r>
+        <w:rPr>
+          <w:rFonts w:ascii="Times New Roman" w:hAnsi="Times New Roman" w:eastAsia="宋体"/>
           <w:b w:val="0"/>
           <w:sz w:val="21"/>
         </w:rPr>
-        <w:t>**步骤联动**：左侧列出讲解步骤，点击某一步，动画跳到该步对应时刻；</w:t>
+        <w:t>：左侧列出讲解步骤，点击某一步，动画跳到该步对应时刻；</w:t>
       </w:r>
     </w:p>
     <w:p>
@@ -1462,10 +1662,18 @@
       <w:r>
         <w:rPr>
           <w:rFonts w:ascii="Times New Roman" w:hAnsi="Times New Roman" w:eastAsia="宋体"/>
+          <w:b/>
+          <w:sz w:val="21"/>
+        </w:rPr>
+        <w:t>曲线图</w:t>
+      </w:r>
+      <w:r>
+        <w:rPr>
+          <w:rFonts w:ascii="Times New Roman" w:hAnsi="Times New Roman" w:eastAsia="宋体"/>
           <w:b w:val="0"/>
           <w:sz w:val="21"/>
         </w:rPr>
-        <w:t>**曲线图**：位于左栏底部，横轴为真实物理时间，与画布联动，用于讲清速度、位移等量随时间的变化。</w:t>
+        <w:t>：位于左栏底部，横轴为真实物理时间，与画布联动，用于讲清速度、位移等量随时间的变化。</w:t>
       </w:r>
     </w:p>
     <w:p>
@@ -1476,10 +1684,18 @@
       <w:r>
         <w:rPr>
           <w:rFonts w:ascii="Times New Roman" w:hAnsi="Times New Roman" w:eastAsia="宋体"/>
+          <w:b/>
+          <w:sz w:val="21"/>
+        </w:rPr>
+        <w:t>矢量显示开关</w:t>
+      </w:r>
+      <w:r>
+        <w:rPr>
+          <w:rFonts w:ascii="Times New Roman" w:hAnsi="Times New Roman" w:eastAsia="宋体"/>
           <w:b w:val="0"/>
           <w:sz w:val="21"/>
         </w:rPr>
-        <w:t>**矢量显示开关**：可分别开关速度、加速度、受力矢量的显示；矢量长度按类别归一，</w:t>
+        <w:t>：可分别开关速度、加速度、受力矢量的显示；矢量长度按类别归一，</w:t>
       </w:r>
     </w:p>
     <w:p>
@@ -1813,7 +2029,39 @@
           <w:b w:val="0"/>
           <w:sz w:val="21"/>
         </w:rPr>
-        <w:t>页面顶部提供三个动作：**保存到本机**（写前自动备份）、**恢复本版内置**（只撤销对内置卡的覆盖，</w:t>
+        <w:t>页面顶部提供三个动作：</w:t>
+      </w:r>
+      <w:r>
+        <w:rPr>
+          <w:rFonts w:ascii="Times New Roman" w:hAnsi="Times New Roman" w:eastAsia="宋体"/>
+          <w:b/>
+          <w:sz w:val="21"/>
+        </w:rPr>
+        <w:t>保存到本机</w:t>
+      </w:r>
+      <w:r>
+        <w:rPr>
+          <w:rFonts w:ascii="Times New Roman" w:hAnsi="Times New Roman" w:eastAsia="宋体"/>
+          <w:b w:val="0"/>
+          <w:sz w:val="21"/>
+        </w:rPr>
+        <w:t>（写前自动备份）、</w:t>
+      </w:r>
+      <w:r>
+        <w:rPr>
+          <w:rFonts w:ascii="Times New Roman" w:hAnsi="Times New Roman" w:eastAsia="宋体"/>
+          <w:b/>
+          <w:sz w:val="21"/>
+        </w:rPr>
+        <w:t>恢复本版内置</w:t>
+      </w:r>
+      <w:r>
+        <w:rPr>
+          <w:rFonts w:ascii="Times New Roman" w:hAnsi="Times New Roman" w:eastAsia="宋体"/>
+          <w:b w:val="0"/>
+          <w:sz w:val="21"/>
+        </w:rPr>
+        <w:t>（只撤销对内置卡的覆盖，</w:t>
       </w:r>
     </w:p>
     <w:p>
@@ -1823,7 +2071,23 @@
           <w:b w:val="0"/>
           <w:sz w:val="21"/>
         </w:rPr>
-        <w:t>不删除用户新建的卡）、**重新读取**（以磁盘为准刷新）。</w:t>
+        <w:t>不删除用户新建的卡）、</w:t>
+      </w:r>
+      <w:r>
+        <w:rPr>
+          <w:rFonts w:ascii="Times New Roman" w:hAnsi="Times New Roman" w:eastAsia="宋体"/>
+          <w:b/>
+          <w:sz w:val="21"/>
+        </w:rPr>
+        <w:t>重新读取</w:t>
+      </w:r>
+      <w:r>
+        <w:rPr>
+          <w:rFonts w:ascii="Times New Roman" w:hAnsi="Times New Roman" w:eastAsia="宋体"/>
+          <w:b w:val="0"/>
+          <w:sz w:val="21"/>
+        </w:rPr>
+        <w:t>（以磁盘为准刷新）。</w:t>
       </w:r>
     </w:p>
     <w:p>
@@ -1958,10 +2222,10 @@
             <w:r>
               <w:rPr>
                 <w:rFonts w:ascii="Times New Roman" w:hAnsi="Times New Roman" w:eastAsia="宋体"/>
-                <w:b w:val="0"/>
+                <w:b/>
                 <w:sz w:val="19"/>
               </w:rPr>
-              <w:t>**单文件网页**</w:t>
+              <w:t>单文件网页</w:t>
             </w:r>
           </w:p>
         </w:tc>
@@ -1992,10 +2256,10 @@
             <w:r>
               <w:rPr>
                 <w:rFonts w:ascii="Times New Roman" w:hAnsi="Times New Roman" w:eastAsia="宋体"/>
-                <w:b w:val="0"/>
+                <w:b/>
                 <w:sz w:val="19"/>
               </w:rPr>
-              <w:t>**GIF 动图**</w:t>
+              <w:t>GIF 动图</w:t>
             </w:r>
           </w:p>
         </w:tc>
@@ -2024,7 +2288,23 @@
           <w:b w:val="0"/>
           <w:sz w:val="21"/>
         </w:rPr>
-        <w:t>导出文件统一落在「文档」目录下的 **`小肥鱼物理解题动画\导出\`**，界面上有「打开导出文件夹」按钮。</w:t>
+        <w:t xml:space="preserve">导出文件统一落在「文档」目录下的 </w:t>
+      </w:r>
+      <w:r>
+        <w:rPr>
+          <w:rFonts w:ascii="Times New Roman" w:hAnsi="Times New Roman" w:eastAsia="宋体"/>
+          <w:b/>
+          <w:sz w:val="21"/>
+        </w:rPr>
+        <w:t>`小肥鱼物理解题动画\导出\`</w:t>
+      </w:r>
+      <w:r>
+        <w:rPr>
+          <w:rFonts w:ascii="Times New Roman" w:hAnsi="Times New Roman" w:eastAsia="宋体"/>
+          <w:b w:val="0"/>
+          <w:sz w:val="21"/>
+        </w:rPr>
+        <w:t>，界面上有「打开导出文件夹」按钮。</w:t>
       </w:r>
     </w:p>
     <w:p>
@@ -2255,10 +2535,18 @@
       <w:r>
         <w:rPr>
           <w:rFonts w:ascii="Times New Roman" w:hAnsi="Times New Roman" w:eastAsia="宋体"/>
+          <w:b/>
+          <w:sz w:val="21"/>
+        </w:rPr>
+        <w:t>运动与画面分离</w:t>
+      </w:r>
+      <w:r>
+        <w:rPr>
+          <w:rFonts w:ascii="Times New Roman" w:hAnsi="Times New Roman" w:eastAsia="宋体"/>
           <w:b w:val="0"/>
           <w:sz w:val="21"/>
         </w:rPr>
-        <w:t>**运动与画面分离**。物理分析产出每段的运动方程，由程序生成位移、速度、加速度代码；</w:t>
+        <w:t>。物理分析产出每段的运动方程，由程序生成位移、速度、加速度代码；</w:t>
       </w:r>
     </w:p>
     <w:p>
@@ -2279,10 +2567,18 @@
       <w:r>
         <w:rPr>
           <w:rFonts w:ascii="Times New Roman" w:hAnsi="Times New Roman" w:eastAsia="宋体"/>
+          <w:b/>
+          <w:sz w:val="21"/>
+        </w:rPr>
+        <w:t>多层判据把关</w:t>
+      </w:r>
+      <w:r>
+        <w:rPr>
+          <w:rFonts w:ascii="Times New Roman" w:hAnsi="Times New Roman" w:eastAsia="宋体"/>
           <w:b w:val="0"/>
           <w:sz w:val="21"/>
         </w:rPr>
-        <w:t>**多层判据把关**。生成结果需通过结构检查、数值检查、物理一致性检查共九项静态判据，</w:t>
+        <w:t>。生成结果需通过结构检查、数值检查、物理一致性检查共九项静态判据，</w:t>
       </w:r>
     </w:p>
     <w:p>
@@ -2303,10 +2599,18 @@
       <w:r>
         <w:rPr>
           <w:rFonts w:ascii="Times New Roman" w:hAnsi="Times New Roman" w:eastAsia="宋体"/>
+          <w:b/>
+          <w:sz w:val="21"/>
+        </w:rPr>
+        <w:t>步骤与画面双向耦合</w:t>
+      </w:r>
+      <w:r>
+        <w:rPr>
+          <w:rFonts w:ascii="Times New Roman" w:hAnsi="Times New Roman" w:eastAsia="宋体"/>
           <w:b w:val="0"/>
           <w:sz w:val="21"/>
         </w:rPr>
-        <w:t>**步骤与画面双向耦合**。讲解步骤被标注到动画时间轴上，点步骤跳时间、拖时间自动选步骤。</w:t>
+        <w:t>。讲解步骤被标注到动画时间轴上，点步骤跳时间、拖时间自动选步骤。</w:t>
       </w:r>
     </w:p>
     <w:p>
@@ -2317,10 +2621,18 @@
       <w:r>
         <w:rPr>
           <w:rFonts w:ascii="Times New Roman" w:hAnsi="Times New Roman" w:eastAsia="宋体"/>
+          <w:b/>
+          <w:sz w:val="21"/>
+        </w:rPr>
+        <w:t>知识卡驱动的作图规范</w:t>
+      </w:r>
+      <w:r>
+        <w:rPr>
+          <w:rFonts w:ascii="Times New Roman" w:hAnsi="Times New Roman" w:eastAsia="宋体"/>
           <w:b w:val="0"/>
           <w:sz w:val="21"/>
         </w:rPr>
-        <w:t>**知识卡驱动的作图规范**。元件与场景以卡片形式描述画法、触发词与自检要求，</w:t>
+        <w:t>。元件与场景以卡片形式描述画法、触发词与自检要求，</w:t>
       </w:r>
     </w:p>
     <w:p>
@@ -2341,10 +2653,18 @@
       <w:r>
         <w:rPr>
           <w:rFonts w:ascii="Times New Roman" w:hAnsi="Times New Roman" w:eastAsia="宋体"/>
+          <w:b/>
+          <w:sz w:val="21"/>
+        </w:rPr>
+        <w:t>全本地存储</w:t>
+      </w:r>
+      <w:r>
+        <w:rPr>
+          <w:rFonts w:ascii="Times New Roman" w:hAnsi="Times New Roman" w:eastAsia="宋体"/>
           <w:b w:val="0"/>
           <w:sz w:val="21"/>
         </w:rPr>
-        <w:t>**全本地存储**。题目、模型密钥、历史记录与导出文件均保存在本机，不上传服务器。</w:t>
+        <w:t>。题目、模型密钥、历史记录与导出文件均保存在本机，不上传服务器。</w:t>
       </w:r>
     </w:p>
     <w:p>
@@ -2355,10 +2675,18 @@
       <w:r>
         <w:rPr>
           <w:rFonts w:ascii="Times New Roman" w:hAnsi="Times New Roman" w:eastAsia="宋体"/>
+          <w:b/>
+          <w:sz w:val="21"/>
+        </w:rPr>
+        <w:t>自包含导出</w:t>
+      </w:r>
+      <w:r>
+        <w:rPr>
+          <w:rFonts w:ascii="Times New Roman" w:hAnsi="Times New Roman" w:eastAsia="宋体"/>
           <w:b w:val="0"/>
           <w:sz w:val="21"/>
         </w:rPr>
-        <w:t>**自包含导出**。导出的网页不依赖网络与外部脚本，公式为构建期预渲染，离线可播。</w:t>
+        <w:t>。导出的网页不依赖网络与外部脚本，公式为构建期预渲染，离线可播。</w:t>
       </w:r>
     </w:p>
     <w:p>
@@ -2443,11 +2771,11 @@
             <w:r/>
             <w:r>
               <w:rPr>
-                <w:rFonts w:ascii="Times New Roman" w:hAnsi="Times New Roman" w:eastAsia="宋体"/>
+                <w:rFonts w:ascii="Courier New" w:hAnsi="Courier New" w:eastAsia="宋体"/>
                 <w:b w:val="0"/>
                 <w:sz w:val="19"/>
               </w:rPr>
-              <w:t>`%APPDATA%\xiaofeiyu-physics-animation\data\`</w:t>
+              <w:t>%APPDATA%\xiaofeiyu-physics-animation\data\</w:t>
             </w:r>
           </w:p>
         </w:tc>
@@ -2477,11 +2805,11 @@
             <w:r/>
             <w:r>
               <w:rPr>
-                <w:rFonts w:ascii="Times New Roman" w:hAnsi="Times New Roman" w:eastAsia="宋体"/>
+                <w:rFonts w:ascii="Courier New" w:hAnsi="Courier New" w:eastAsia="宋体"/>
                 <w:b w:val="0"/>
                 <w:sz w:val="19"/>
               </w:rPr>
-              <w:t>`文档\小肥鱼物理解题动画\导出\`</w:t>
+              <w:t>文档\小肥鱼物理解题动画\导出\</w:t>
             </w:r>
           </w:p>
         </w:tc>
@@ -2515,7 +2843,15 @@
                 <w:b w:val="0"/>
                 <w:sz w:val="19"/>
               </w:rPr>
-              <w:t>软件所在目录下的 `开源日志\`</w:t>
+              <w:t xml:space="preserve">软件所在目录下的 </w:t>
+            </w:r>
+            <w:r>
+              <w:rPr>
+                <w:rFonts w:ascii="Courier New" w:hAnsi="Courier New" w:eastAsia="宋体"/>
+                <w:b w:val="0"/>
+                <w:sz w:val="19"/>
+              </w:rPr>
+              <w:t>开源日志\</w:t>
             </w:r>
           </w:p>
         </w:tc>
@@ -2695,7 +3031,23 @@
                 <w:b w:val="0"/>
                 <w:sz w:val="19"/>
               </w:rPr>
-              <w:t>拷贝整个 `%APPDATA%\xiaofeiyu-physics-animation\data\` 目录</w:t>
+              <w:t xml:space="preserve">拷贝整个 </w:t>
+            </w:r>
+            <w:r>
+              <w:rPr>
+                <w:rFonts w:ascii="Courier New" w:hAnsi="Courier New" w:eastAsia="宋体"/>
+                <w:b w:val="0"/>
+                <w:sz w:val="19"/>
+              </w:rPr>
+              <w:t>%APPDATA%\xiaofeiyu-physics-animation\data\</w:t>
+            </w:r>
+            <w:r>
+              <w:rPr>
+                <w:rFonts w:ascii="Times New Roman" w:hAnsi="Times New Roman" w:eastAsia="宋体"/>
+                <w:b w:val="0"/>
+                <w:sz w:val="19"/>
+              </w:rPr>
+              <w:t xml:space="preserve"> 目录</w:t>
             </w:r>
           </w:p>
         </w:tc>
@@ -2908,10 +3260,10 @@
       <w:r>
         <w:rPr>
           <w:rFonts w:ascii="Times New Roman" w:hAnsi="Times New Roman" w:eastAsia="宋体"/>
-          <w:b w:val="0"/>
+          <w:b/>
           <w:sz w:val="21"/>
         </w:rPr>
-        <w:t>**提交前自查**</w:t>
+        <w:t>提交前自查</w:t>
       </w:r>
     </w:p>
     <w:p>
@@ -2931,7 +3283,23 @@
           <w:b w:val="0"/>
           <w:sz w:val="21"/>
         </w:rPr>
-        <w:t>- [ ] 所有 `〔 〕` 占位符已替换</w:t>
+        <w:t xml:space="preserve">- [ ] 所有 </w:t>
+      </w:r>
+      <w:r>
+        <w:rPr>
+          <w:rFonts w:ascii="Courier New" w:hAnsi="Courier New" w:eastAsia="宋体"/>
+          <w:b w:val="0"/>
+          <w:sz w:val="21"/>
+        </w:rPr>
+        <w:t>〔 〕</w:t>
+      </w:r>
+      <w:r>
+        <w:rPr>
+          <w:rFonts w:ascii="Times New Roman" w:hAnsi="Times New Roman" w:eastAsia="宋体"/>
+          <w:b w:val="0"/>
+          <w:sz w:val="21"/>
+        </w:rPr>
+        <w:t xml:space="preserve"> 占位符已替换</w:t>
       </w:r>
     </w:p>
     <w:p>

--- a/docs/软著/软件说明书.docx
+++ b/docs/软著/软件说明书.docx
@@ -237,7 +237,7 @@
                 <w:b w:val="0"/>
                 <w:sz w:val="19"/>
               </w:rPr>
-              <w:t>〔待填：与申请表一致〕</w:t>
+              <w:t>小肥鱼物理解题动画项目组</w:t>
             </w:r>
           </w:p>
         </w:tc>
